--- a/entregables/pesca.docx
+++ b/entregables/pesca.docx
@@ -63,7 +63,7 @@
           <w:color w:val="1A2238"/>
           <w:sz w:val="23"/>
         </w:rPr>
-        <w:t>Propuesta de la Comisión Temática "Pesca" del Plan Perú 2040 (CNPP / Colegio de Ingenieros del Perú). El Perú es el principal productor y exportador mundial de harina de pescado (30% del total), pero el sector arrastra problemas estructurales: sobrepesca, otorgamiento irregular de permisos, desaparición de recursos como la sardina, alta informalidad de la pesca artesanal, bajo consumo humano directo y débil institucionalidad. El documento plantea una visión de explotación racional y sostenible de los recursos hidrobiológicos, priorizando el consumo humano directo, el valor agregado, la diversificación hacia la acuicultura marina y la refundación de la institucionalidad pesquera (Ministerio de Pesquería, IMARPE, ITP, SANIPES, Instituto Nacional de Acuicultura).</w:t>
+        <w:t>Informe de la Comisión Pesca del Plan Perú 2040 (CNPP / Colegio de Ingenieros del Perú). Plantea un sector pesquero que explote racionalmente los recursos renovables, priorice el consumo humano directo, agregue valor y preserve el ecosistema marino de Humboldt, frente a la sobrepesca, la informalidad artesanal y la debilidad institucional.</w:t>
       </w:r>
     </w:p>
     <w:p>
@@ -108,7 +108,7 @@
                 <w:color w:val="D91023"/>
                 <w:sz w:val="36"/>
               </w:rPr>
-              <w:t>8</w:t>
+              <w:t>6</w:t>
               <w:br/>
             </w:r>
             <w:r>
@@ -140,7 +140,7 @@
                 <w:color w:val="D91023"/>
                 <w:sz w:val="36"/>
               </w:rPr>
-              <w:t>4</w:t>
+              <w:t>6</w:t>
               <w:br/>
             </w:r>
             <w:r>
@@ -172,7 +172,7 @@
                 <w:color w:val="D91023"/>
                 <w:sz w:val="36"/>
               </w:rPr>
-              <w:t>11</w:t>
+              <w:t>6</w:t>
               <w:br/>
             </w:r>
             <w:r>
@@ -183,7 +183,7 @@
                 <w:color w:val="5D6B88"/>
                 <w:sz w:val="17"/>
               </w:rPr>
-              <w:t>Metas 2050</w:t>
+              <w:t>Objetivos</w:t>
             </w:r>
           </w:p>
         </w:tc>
@@ -230,7 +230,151 @@
           <w:color w:val="D91023"/>
           <w:sz w:val="26"/>
         </w:rPr>
-        <w:t>Visión 2050</w:t>
+        <w:t>Contenido</w:t>
+      </w:r>
+    </w:p>
+    <w:p>
+      <w:r>
+        <w:rPr>
+          <w:rFonts w:ascii="Calibri" w:hAnsi="Calibri"/>
+          <w:b/>
+          <w:i w:val="0"/>
+          <w:color w:val="D91023"/>
+          <w:sz w:val="20"/>
+        </w:rPr>
+        <w:t xml:space="preserve">I.  </w:t>
+      </w:r>
+      <w:r>
+        <w:rPr>
+          <w:rFonts w:ascii="Calibri" w:hAnsi="Calibri"/>
+          <w:b w:val="0"/>
+          <w:i w:val="0"/>
+          <w:color w:val="1A2238"/>
+          <w:sz w:val="20"/>
+        </w:rPr>
+        <w:t>Síntesis de la situación futura</w:t>
+      </w:r>
+    </w:p>
+    <w:p>
+      <w:r>
+        <w:rPr>
+          <w:rFonts w:ascii="Calibri" w:hAnsi="Calibri"/>
+          <w:b/>
+          <w:i w:val="0"/>
+          <w:color w:val="D91023"/>
+          <w:sz w:val="20"/>
+        </w:rPr>
+        <w:t xml:space="preserve">II.  </w:t>
+      </w:r>
+      <w:r>
+        <w:rPr>
+          <w:rFonts w:ascii="Calibri" w:hAnsi="Calibri"/>
+          <w:b w:val="0"/>
+          <w:i w:val="0"/>
+          <w:color w:val="1A2238"/>
+          <w:sz w:val="20"/>
+        </w:rPr>
+        <w:t>Síntesis de la situación actual</w:t>
+      </w:r>
+    </w:p>
+    <w:p>
+      <w:r>
+        <w:rPr>
+          <w:rFonts w:ascii="Calibri" w:hAnsi="Calibri"/>
+          <w:b/>
+          <w:i w:val="0"/>
+          <w:color w:val="D91023"/>
+          <w:sz w:val="20"/>
+        </w:rPr>
+        <w:t xml:space="preserve">III.  </w:t>
+      </w:r>
+      <w:r>
+        <w:rPr>
+          <w:rFonts w:ascii="Calibri" w:hAnsi="Calibri"/>
+          <w:b w:val="0"/>
+          <w:i w:val="0"/>
+          <w:color w:val="1A2238"/>
+          <w:sz w:val="20"/>
+        </w:rPr>
+        <w:t>Objetivos estratégicos</w:t>
+      </w:r>
+    </w:p>
+    <w:p>
+      <w:r>
+        <w:rPr>
+          <w:rFonts w:ascii="Calibri" w:hAnsi="Calibri"/>
+          <w:b/>
+          <w:i w:val="0"/>
+          <w:color w:val="D91023"/>
+          <w:sz w:val="20"/>
+        </w:rPr>
+        <w:t xml:space="preserve">IV.  </w:t>
+      </w:r>
+      <w:r>
+        <w:rPr>
+          <w:rFonts w:ascii="Calibri" w:hAnsi="Calibri"/>
+          <w:b w:val="0"/>
+          <w:i w:val="0"/>
+          <w:color w:val="1A2238"/>
+          <w:sz w:val="20"/>
+        </w:rPr>
+        <w:t>Acciones estratégicas</w:t>
+      </w:r>
+    </w:p>
+    <w:p>
+      <w:r>
+        <w:rPr>
+          <w:rFonts w:ascii="Calibri" w:hAnsi="Calibri"/>
+          <w:b/>
+          <w:i w:val="0"/>
+          <w:color w:val="D91023"/>
+          <w:sz w:val="20"/>
+        </w:rPr>
+        <w:t xml:space="preserve">V.  </w:t>
+      </w:r>
+      <w:r>
+        <w:rPr>
+          <w:rFonts w:ascii="Calibri" w:hAnsi="Calibri"/>
+          <w:b w:val="0"/>
+          <w:i w:val="0"/>
+          <w:color w:val="1A2238"/>
+          <w:sz w:val="20"/>
+        </w:rPr>
+        <w:t>Matriz resumen (indicadores)</w:t>
+      </w:r>
+    </w:p>
+    <w:p>
+      <w:r>
+        <w:rPr>
+          <w:rFonts w:ascii="Calibri" w:hAnsi="Calibri"/>
+          <w:b/>
+          <w:i w:val="0"/>
+          <w:color w:val="D91023"/>
+          <w:sz w:val="20"/>
+        </w:rPr>
+        <w:t xml:space="preserve">VI.  </w:t>
+      </w:r>
+      <w:r>
+        <w:rPr>
+          <w:rFonts w:ascii="Calibri" w:hAnsi="Calibri"/>
+          <w:b w:val="0"/>
+          <w:i w:val="0"/>
+          <w:color w:val="1A2238"/>
+          <w:sz w:val="20"/>
+        </w:rPr>
+        <w:t>Hitos de los primeros 100 días de Gobierno</w:t>
+      </w:r>
+    </w:p>
+    <w:p>
+      <w:r>
+        <w:rPr>
+          <w:rFonts w:ascii="Calibri" w:hAnsi="Calibri"/>
+          <w:b/>
+          <w:i w:val="0"/>
+          <w:color w:val="D91023"/>
+          <w:sz w:val="26"/>
+        </w:rPr>
+        <w:t>I · Síntesis de la situación futura</w:t>
       </w:r>
     </w:p>
     <w:p>
@@ -242,7 +386,7 @@
           <w:color w:val="1A2238"/>
           <w:sz w:val="21"/>
         </w:rPr>
-        <w:t>En el año 2040 el Perú será una sociedad humanista, educada en la economía de la creatividad, aprovechando su biodiversidad convertida en su eje económico, innovando a través de la ciencia y la tecnología con productos y servicios de alta calidad; líder en la oferta exportable de productos con valor agregado, con alta calidad de vida y un ambiente sostenible, con el Perú como marca de la biodiversidad en el mundo. Para el 2040 el sector pesquero contribuirá al desarrollo del país explotando racionalmente los recursos pesqueros renovables, preservando el medio ambiente y potenciando el desarrollo económico y social de las regiones. Lema: "Pesca para todos y por siempre", priorizando el Consumo Humano Directo (CHD).</w:t>
+        <w:t>Visión Plan Perú 2040: el Perú será una sociedad humanista, educada en la economía de la creatividad, que aprovecha su biodiversidad convirtiéndola en su eje económico, innovando mediante ciencia y tecnología con productos y servicios de alta calidad; líder en la oferta exportable de productos con valor agregado, con una población de alta calidad de vida y oportunidades de desarrollo, en un ambiente sostenible y con el Perú como marca de la biodiversidad en el mundo. Visión del sector Pesca: para el 2040 el Perú tendrá un sector pesquero que contribuirá al desarrollo del país, explotando racionalmente los recursos pesqueros renovables, preservando el medio ambiente y potenciando el desarrollo económico y social de las regiones.</w:t>
       </w:r>
     </w:p>
     <w:p>
@@ -254,7 +398,7 @@
           <w:color w:val="D91023"/>
           <w:sz w:val="26"/>
         </w:rPr>
-        <w:t>Diagnóstico — brecha 2026</w:t>
+        <w:t>II · Síntesis de la situación actual</w:t>
       </w:r>
     </w:p>
     <w:p>
@@ -269,7 +413,7 @@
           <w:color w:val="1A2238"/>
           <w:sz w:val="21"/>
         </w:rPr>
-        <w:t>El Perú es el principal exportador mundial de harina y aceite de pescado, pero persiste pesca ilegal, sobrepesca y evasión de vedas y cuotas pesqueras.</w:t>
+        <w:t>La FAO ubica al Perú entre los países que necesitan consumir más proteínas, paradójicamente pese a su ingente riqueza en proteínas marinas.</w:t>
       </w:r>
     </w:p>
     <w:p>
@@ -284,7 +428,7 @@
           <w:color w:val="1A2238"/>
           <w:sz w:val="21"/>
         </w:rPr>
-        <w:t>El sistema de cuotas requiere perfeccionamiento porque permite la concentración de oligopolios.</w:t>
+        <w:t>La política del sector no consolida la actividad pesquera como uno de los principales elementos de la alimentación, privilegiando el mercado externo sobre el interno; se está lejos de una soberanía alimentaria.</w:t>
       </w:r>
     </w:p>
     <w:p>
@@ -299,7 +443,7 @@
           <w:color w:val="1A2238"/>
           <w:sz w:val="21"/>
         </w:rPr>
-        <w:t>Se otorgaron de forma irregular e indiscriminada permisos de pesca y de construcción de lanchas cada vez mayores, generando exceso de pesca.</w:t>
+        <w:t>La pesca peruana procede mayormente del mar, producto de una pesquería mono propósito que desembarca los mayores volúmenes de recursos pelágicos; no existe política para desarrollar una flota multipropósito orientada a otros recursos, pese a la extraordinaria biodiversidad del mar y la Amazonía y el potencial de acuicultura de peces nativos.</w:t>
       </w:r>
     </w:p>
     <w:p>
@@ -314,7 +458,7 @@
           <w:color w:val="1A2238"/>
           <w:sz w:val="21"/>
         </w:rPr>
-        <w:t>Desaparición de recursos valiosos como la sardina (asolada hace 8 o 10 años) y casi desaparición de la anchoveta en las décadas de los 70 y 80.</w:t>
+        <w:t>El Perú es la principal potencia exportadora de harina y aceite de pescado del mundo, pero persisten pesca ilegal, sobrepesca y evasión de vedas e incluso de cuotas pesqueras; el sistema de cuotas requiere perfeccionamiento ya que permite la concentración de oligopolios.</w:t>
       </w:r>
     </w:p>
     <w:p>
@@ -329,7 +473,7 @@
           <w:color w:val="1A2238"/>
           <w:sz w:val="21"/>
         </w:rPr>
-        <w:t>Bajo consumo per cápita de pescado en el país y trabas de ciertos países (principalmente europeos) para la exportación peruana.</w:t>
+        <w:t>La normativa permite el uso del pescado entero para fabricar harina y aceite, contraviniendo el principio del uso prioritario de los recursos para consumo humano directo y la reducción de residuos para esa industria.</w:t>
       </w:r>
     </w:p>
     <w:p>
@@ -344,7 +488,7 @@
           <w:color w:val="1A2238"/>
           <w:sz w:val="21"/>
         </w:rPr>
-        <w:t>La normativa permite el uso del pescado entero para fabricar harina y aceite, contra el principio del uso prioritario para consumo humano directo.</w:t>
+        <w:t>No existe una política de Estado coherente para la administración y acuerdos internacionales de las pesquerías trans zonales.</w:t>
       </w:r>
     </w:p>
     <w:p>
@@ -359,7 +503,7 @@
           <w:color w:val="1A2238"/>
           <w:sz w:val="21"/>
         </w:rPr>
-        <w:t>No existe política de Estado coherente para administración y acuerdos internacionales de pesquerías transzonales, ni para desarrollar mercados de productos con valor agregado.</w:t>
+        <w:t>No existe una política de Estado orientada a desarrollar mercados para empresas que generen productos de valor agregado en pesca y acuicultura.</w:t>
       </w:r>
     </w:p>
     <w:p>
@@ -374,7 +518,7 @@
           <w:color w:val="1A2238"/>
           <w:sz w:val="21"/>
         </w:rPr>
-        <w:t>La pesquería peruana es mono propósito y depende del mar; no existe política para una flota multipropósito orientada a otros recursos pese a la extraordinaria biodiversidad marina y amazónica.</w:t>
+        <w:t>Los pescadores artesanales carecen de adecuada seguridad y beneficios sociales; alta informalidad, acceso limitado al crédito, escasa tecnología, falta de medios de preservación a bordo, altos sobrecostos por escasez de recursos tradicionales, dependencia de intermediarios para la comercialización e insuficiente valor agregado; no existe sistema de bolsa de productos.</w:t>
       </w:r>
     </w:p>
     <w:p>
@@ -389,7 +533,7 @@
           <w:color w:val="1A2238"/>
           <w:sz w:val="21"/>
         </w:rPr>
-        <w:t>Los pescadores artesanales carecen de adecuada seguridad y beneficios sociales; alto grado de informalidad, acceso limitado al crédito, escasa tecnología, falta de medios de preservación a bordo, altos sobrecostos y dependencia de intermediarios.</w:t>
+        <w:t>La pesquería artesanal tiene acceso ilimitado a los recursos pero ausencia de reglamentos de Ordenamiento Pesquero para casi la totalidad de los recursos objetivo.</w:t>
       </w:r>
     </w:p>
     <w:p>
@@ -404,7 +548,7 @@
           <w:color w:val="1A2238"/>
           <w:sz w:val="21"/>
         </w:rPr>
-        <w:t>No existe sistema de bolsa de productos ni reglamentos de Ordenamiento Pesquero para casi la totalidad de los recursos objetivo.</w:t>
+        <w:t>El sector de la pesca artesanal no tiene el reconocimiento social y productivo que merece, siendo objeto de una política paternalista y sobreprotectora que limita su conversión en empresas; además compite en desigualdad con la actividad industrial por los mismos espacios, recursos y mercados.</w:t>
       </w:r>
     </w:p>
     <w:p>
@@ -419,7 +563,7 @@
           <w:color w:val="1A2238"/>
           <w:sz w:val="21"/>
         </w:rPr>
-        <w:t>La pesca artesanal sufre una política paternalista y sobreprotectora que limita su conversión en empresas y compite en desigualdad con la pesca industrial.</w:t>
+        <w:t>El ecosistema marino de Humboldt es el de mayor potencial mundial en recursos pelágicos, pero no existen garantías de estabilidad ni permanencia debido a la actividad pesquera del hombre y al cambio climático; en el modelo de gestión prevalecen criterios económicos o políticos partidarios.</w:t>
       </w:r>
     </w:p>
     <w:p>
@@ -434,7 +578,7 @@
           <w:color w:val="1A2238"/>
           <w:sz w:val="21"/>
         </w:rPr>
-        <w:t>El ecosistema marino de Humboldt es el de mayor potencial mundial en recursos pelágicos, pero sin garantías de estabilidad por la actividad pesquera del hombre y el cambio climático.</w:t>
+        <w:t>Gestión fragmentada y sectorialmente organizada: alta desestructuración entre instancias estatales que realizan tareas similares, duplicidad de esfuerzos, bases de datos no compatibles, intereses institucionales antes que los del territorio, reducción de la capacidad de prevenir conflictos y subvaloración de la participación ciudadana.</w:t>
       </w:r>
     </w:p>
     <w:p>
@@ -449,7 +593,7 @@
           <w:color w:val="1A2238"/>
           <w:sz w:val="21"/>
         </w:rPr>
-        <w:t>Gestión pesquera fragmentada y sectorial: desestructuración entre instancias estatales, duplicidad de esfuerzos, bases de datos no compatibles, escasa participación ciudadana y vulnerabilidad a grupos de presión.</w:t>
+        <w:t>IMARPE e ITP son entidades fundamentales (ordenamiento pesquero basado en información científica y generación de valor agregado/tecnología), pero limitadas por escasos recursos presupuestales y por el sometimiento a la Ley de Contrataciones del Estado y la Ley de Procedimiento Administrativo.</w:t>
       </w:r>
     </w:p>
     <w:p>
@@ -464,7 +608,7 @@
           <w:color w:val="1A2238"/>
           <w:sz w:val="21"/>
         </w:rPr>
-        <w:t>IMARPE e ITP, entidades fundamentales, padecen escasos recursos presupuestales y el sometimiento a la Ley de Contrataciones del Estado y de Procedimiento Administrativo.</w:t>
+        <w:t>La degradación del entorno marino y el uso de los océanos como receptor de desechos podría poner en peligro el desarrollo de la acuicultura marina; la capacidad actual de esfuerzo pesquero de extracción supera los límites de sustentabilidad.</w:t>
       </w:r>
     </w:p>
     <w:p>
@@ -479,7 +623,7 @@
           <w:color w:val="1A2238"/>
           <w:sz w:val="21"/>
         </w:rPr>
-        <w:t>La capacidad de esfuerzo pesquero del pescador peruano supera los límites de sustentabilidad.</w:t>
+        <w:t>El empleo digno y sostenido en extracción está ligado al volumen de captura permisible anual; la promoción de nuevas pesquerías depende de estudios sobre especies objetivo, biomasa, vedas reproductivas y efectos ecosistémicos.</w:t>
       </w:r>
     </w:p>
     <w:p>
@@ -494,7 +638,7 @@
           <w:color w:val="1A2238"/>
           <w:sz w:val="21"/>
         </w:rPr>
-        <w:t>Algunos recursos se entregan a industriales a tasas de derechos de pesca muy bajas o gratis; el país no recibe participación adecuada en términos de recaudación.</w:t>
+        <w:t>Algunos recursos se entregan a los industriales a tasas de derechos de pesca sumamente bajas o gratis; el país no recibe una participación adecuada en términos de recaudación que se traduzca en bienestar y alimentación para el poblador.</w:t>
       </w:r>
     </w:p>
     <w:p>
@@ -509,7 +653,7 @@
           <w:color w:val="1A2238"/>
           <w:sz w:val="21"/>
         </w:rPr>
-        <w:t>Desconocimiento del sector compartido por la prensa y la sociedad, lo que permite manipular información.</w:t>
+        <w:t>Desconocimiento del sector compartido por la prensa y la sociedad, lo que genera un vacío de conocimiento aprovechado para manipular información.</w:t>
       </w:r>
     </w:p>
     <w:p>
@@ -524,7 +668,7 @@
           <w:color w:val="1A2238"/>
           <w:sz w:val="21"/>
         </w:rPr>
-        <w:t>El sector no cuenta con instalaciones adecuadas para desembarques, mantenimiento de embarcaciones y tratamiento de pescado bajo estrictas condiciones de higiene.</w:t>
+        <w:t>El sector no cuenta con instalaciones adecuadas para desembarques, mantenimiento de embarcaciones, desembarcaderos y tratamiento de pescado sujetos a estrictas condiciones de higiene supervisadas por la autoridad sanitaria pesquera.</w:t>
       </w:r>
     </w:p>
     <w:p>
@@ -539,7 +683,7 @@
           <w:color w:val="1A2238"/>
           <w:sz w:val="21"/>
         </w:rPr>
-        <w:t>Degradación del entorno marino por contaminación (basuras, desmonte, desagües, residuos metálicos, desechos químicos y sustancias radioactivas) que pone en peligro la acuicultura marina.</w:t>
+        <w:t>Antecedente histórico: políticas erradas en las últimas dos décadas provocaron exceso de pesca por permisos otorgados de forma irregular e indiscriminada y construcción de lanchas cada vez mayores, lo que llevó a la desaparición de recursos como la sardina (asolada hace 8 a 10 años) y a la casi desaparición de la anchoveta en las décadas de los 70 y 80; bajo consumo per cápita de pescado y trabas de ciertos países (principalmente europeos) a la exportación.</w:t>
       </w:r>
     </w:p>
     <w:p>
@@ -551,7 +695,346 @@
           <w:color w:val="D91023"/>
           <w:sz w:val="26"/>
         </w:rPr>
-        <w:t>Indicadores: hoy → meta 2050</w:t>
+        <w:t>III · Objetivos estratégicos</w:t>
+      </w:r>
+    </w:p>
+    <w:p>
+      <w:pPr>
+        <w:pStyle w:val="ListBullet"/>
+      </w:pPr>
+      <w:r>
+        <w:rPr>
+          <w:rFonts w:ascii="Calibri" w:hAnsi="Calibri"/>
+          <w:b w:val="0"/>
+          <w:i w:val="0"/>
+          <w:color w:val="1A2238"/>
+          <w:sz w:val="21"/>
+        </w:rPr>
+        <w:t>a. Desarrollar en forma sustentable los recursos de extracción.</w:t>
+      </w:r>
+    </w:p>
+    <w:p>
+      <w:pPr>
+        <w:pStyle w:val="ListBullet"/>
+      </w:pPr>
+      <w:r>
+        <w:rPr>
+          <w:rFonts w:ascii="Calibri" w:hAnsi="Calibri"/>
+          <w:b w:val="0"/>
+          <w:i w:val="0"/>
+          <w:color w:val="1A2238"/>
+          <w:sz w:val="21"/>
+        </w:rPr>
+        <w:t>b. Aumentar el valor de los productos de extracción.</w:t>
+      </w:r>
+    </w:p>
+    <w:p>
+      <w:pPr>
+        <w:pStyle w:val="ListBullet"/>
+      </w:pPr>
+      <w:r>
+        <w:rPr>
+          <w:rFonts w:ascii="Calibri" w:hAnsi="Calibri"/>
+          <w:b w:val="0"/>
+          <w:i w:val="0"/>
+          <w:color w:val="1A2238"/>
+          <w:sz w:val="21"/>
+        </w:rPr>
+        <w:t>c. Promover el desarrollo tecnológico y diversificación de la actividad pesquera.</w:t>
+      </w:r>
+    </w:p>
+    <w:p>
+      <w:pPr>
+        <w:pStyle w:val="ListBullet"/>
+      </w:pPr>
+      <w:r>
+        <w:rPr>
+          <w:rFonts w:ascii="Calibri" w:hAnsi="Calibri"/>
+          <w:b w:val="0"/>
+          <w:i w:val="0"/>
+          <w:color w:val="1A2238"/>
+          <w:sz w:val="21"/>
+        </w:rPr>
+        <w:t>d. Fomentar el consumo de recursos hidrobiológicos.</w:t>
+      </w:r>
+    </w:p>
+    <w:p>
+      <w:pPr>
+        <w:pStyle w:val="ListBullet"/>
+      </w:pPr>
+      <w:r>
+        <w:rPr>
+          <w:rFonts w:ascii="Calibri" w:hAnsi="Calibri"/>
+          <w:b w:val="0"/>
+          <w:i w:val="0"/>
+          <w:color w:val="1A2238"/>
+          <w:sz w:val="21"/>
+        </w:rPr>
+        <w:t>e. Incrementar las exportaciones de los productos pesqueros y el acceso a nuevos mercados.</w:t>
+      </w:r>
+    </w:p>
+    <w:p>
+      <w:pPr>
+        <w:pStyle w:val="ListBullet"/>
+      </w:pPr>
+      <w:r>
+        <w:rPr>
+          <w:rFonts w:ascii="Calibri" w:hAnsi="Calibri"/>
+          <w:b w:val="0"/>
+          <w:i w:val="0"/>
+          <w:color w:val="1A2238"/>
+          <w:sz w:val="21"/>
+        </w:rPr>
+        <w:t>f. Lograr un ambiente marino saludable con productos sanos y seguros, preservando el medio ambiente y la biodiversidad.</w:t>
+      </w:r>
+    </w:p>
+    <w:p>
+      <w:r>
+        <w:rPr>
+          <w:rFonts w:ascii="Calibri" w:hAnsi="Calibri"/>
+          <w:b/>
+          <w:i w:val="0"/>
+          <w:color w:val="D91023"/>
+          <w:sz w:val="26"/>
+        </w:rPr>
+        <w:t>IV · Acciones estratégicas</w:t>
+      </w:r>
+    </w:p>
+    <w:p>
+      <w:pPr>
+        <w:pStyle w:val="ListBullet"/>
+      </w:pPr>
+      <w:r>
+        <w:rPr>
+          <w:rFonts w:ascii="Calibri" w:hAnsi="Calibri"/>
+          <w:b w:val="0"/>
+          <w:i w:val="0"/>
+          <w:color w:val="1A2238"/>
+          <w:sz w:val="21"/>
+        </w:rPr>
+        <w:t>Implementar una política que armonice los lineamientos de explotación económica y discriminatoria (artesanal/industrial), favoreciendo la explotación hasta el límite permisible por especie con criterios ecosistémicos que garanticen el aprovechamiento racional y permanente de los recursos marinos.</w:t>
+      </w:r>
+    </w:p>
+    <w:p>
+      <w:pPr>
+        <w:pStyle w:val="ListBullet"/>
+      </w:pPr>
+      <w:r>
+        <w:rPr>
+          <w:rFonts w:ascii="Calibri" w:hAnsi="Calibri"/>
+          <w:b w:val="0"/>
+          <w:i w:val="0"/>
+          <w:color w:val="1A2238"/>
+          <w:sz w:val="21"/>
+        </w:rPr>
+        <w:t>Definir una política con participación formal de los representantes de los diferentes sectores de la actividad pesquera, cuyo objetivo prioritario sea promover la sustentabilidad del uso de los recursos y un reordenamiento de las normas vigentes para hacerlas coherentes, complementarias y más sencillas.</w:t>
+      </w:r>
+    </w:p>
+    <w:p>
+      <w:pPr>
+        <w:pStyle w:val="ListBullet"/>
+      </w:pPr>
+      <w:r>
+        <w:rPr>
+          <w:rFonts w:ascii="Calibri" w:hAnsi="Calibri"/>
+          <w:b w:val="0"/>
+          <w:i w:val="0"/>
+          <w:color w:val="1A2238"/>
+          <w:sz w:val="21"/>
+        </w:rPr>
+        <w:t>Convertir en prácticas de manejo las medidas de conservación (vedas biológicas, cuotas, tallas mínimas, dimensión y característica de los artes de pesca), velando por la conservación, sustentabilidad y equilibrio ecosistémico, el incremento del valor agregado y de plazas laborales estables.</w:t>
+      </w:r>
+    </w:p>
+    <w:p>
+      <w:pPr>
+        <w:pStyle w:val="ListBullet"/>
+      </w:pPr>
+      <w:r>
+        <w:rPr>
+          <w:rFonts w:ascii="Calibri" w:hAnsi="Calibri"/>
+          <w:b w:val="0"/>
+          <w:i w:val="0"/>
+          <w:color w:val="1A2238"/>
+          <w:sz w:val="21"/>
+        </w:rPr>
+        <w:t>Reformar la estructura tributaria del sector.</w:t>
+      </w:r>
+    </w:p>
+    <w:p>
+      <w:pPr>
+        <w:pStyle w:val="ListBullet"/>
+      </w:pPr>
+      <w:r>
+        <w:rPr>
+          <w:rFonts w:ascii="Calibri" w:hAnsi="Calibri"/>
+          <w:b w:val="0"/>
+          <w:i w:val="0"/>
+          <w:color w:val="1A2238"/>
+          <w:sz w:val="21"/>
+        </w:rPr>
+        <w:t>Revisar las tasas establecidas por concepto de derechos de pesca.</w:t>
+      </w:r>
+    </w:p>
+    <w:p>
+      <w:pPr>
+        <w:pStyle w:val="ListBullet"/>
+      </w:pPr>
+      <w:r>
+        <w:rPr>
+          <w:rFonts w:ascii="Calibri" w:hAnsi="Calibri"/>
+          <w:b w:val="0"/>
+          <w:i w:val="0"/>
+          <w:color w:val="1A2238"/>
+          <w:sz w:val="21"/>
+        </w:rPr>
+        <w:t>Establecer medidas precautorias frente al cambio climático y el calentamiento global, proponiendo un plan estratégico para enfrentar esta contingencia.</w:t>
+      </w:r>
+    </w:p>
+    <w:p>
+      <w:pPr>
+        <w:pStyle w:val="ListBullet"/>
+      </w:pPr>
+      <w:r>
+        <w:rPr>
+          <w:rFonts w:ascii="Calibri" w:hAnsi="Calibri"/>
+          <w:b w:val="0"/>
+          <w:i w:val="0"/>
+          <w:color w:val="1A2238"/>
+          <w:sz w:val="21"/>
+        </w:rPr>
+        <w:t>Adoptar la sustentabilidad y la seguridad alimentarias como base del ordenamiento pesquero.</w:t>
+      </w:r>
+    </w:p>
+    <w:p>
+      <w:pPr>
+        <w:pStyle w:val="ListBullet"/>
+      </w:pPr>
+      <w:r>
+        <w:rPr>
+          <w:rFonts w:ascii="Calibri" w:hAnsi="Calibri"/>
+          <w:b w:val="0"/>
+          <w:i w:val="0"/>
+          <w:color w:val="1A2238"/>
+          <w:sz w:val="21"/>
+        </w:rPr>
+        <w:t>Desarrollo de estrategias (OE1): tomar decisiones en base a evidencia científica; usar una estrategia de extracción viable económica y biológicamente; mejorar el marco normativo y hacerlo cumplir; desarrollar una imagen nacional de proveedor confiable con buenas prácticas sanitarias, laborales y ambientales; desarrollar productos de mayor valor agregado.</w:t>
+      </w:r>
+    </w:p>
+    <w:p>
+      <w:pPr>
+        <w:pStyle w:val="ListBullet"/>
+      </w:pPr>
+      <w:r>
+        <w:rPr>
+          <w:rFonts w:ascii="Calibri" w:hAnsi="Calibri"/>
+          <w:b w:val="0"/>
+          <w:i w:val="0"/>
+          <w:color w:val="1A2238"/>
+          <w:sz w:val="21"/>
+        </w:rPr>
+        <w:t>Desarrollo de estrategias (OE2): desarrollar investigación de alto nivel aplicada al caso nacional; fomentar el consumo de productos hidrobiológicos con capacidad de proceso y transporte de alimentos marinos; promover la diversificación hacia la acuicultura marina; simplificar trámites para los nuevos centros productivos.</w:t>
+      </w:r>
+    </w:p>
+    <w:p>
+      <w:pPr>
+        <w:pStyle w:val="ListBullet"/>
+      </w:pPr>
+      <w:r>
+        <w:rPr>
+          <w:rFonts w:ascii="Calibri" w:hAnsi="Calibri"/>
+          <w:b w:val="0"/>
+          <w:i w:val="0"/>
+          <w:color w:val="1A2238"/>
+          <w:sz w:val="21"/>
+        </w:rPr>
+        <w:t>Desarrollo de estrategias (OE3): negociar mejor acceso en tratados y acuerdos de comercio (tarifas y barreras); certificar plantas y procesos; reforzar políticas de autocontrol, calidad y sanidad; promover el desarrollo de las MyPes del sector pesca.</w:t>
+      </w:r>
+    </w:p>
+    <w:p>
+      <w:pPr>
+        <w:pStyle w:val="ListBullet"/>
+      </w:pPr>
+      <w:r>
+        <w:rPr>
+          <w:rFonts w:ascii="Calibri" w:hAnsi="Calibri"/>
+          <w:b w:val="0"/>
+          <w:i w:val="0"/>
+          <w:color w:val="1A2238"/>
+          <w:sz w:val="21"/>
+        </w:rPr>
+        <w:t>Desarrollo de estrategias (OE4): preservar la naturaleza y biodiversidad en equilibrio con otras actividades (acuicultura, pesca deportiva, turismo, transportes); establecer marco de administración que equilibre intereses económicos; ofrecer mejores condiciones ambientales para la acuicultura marina; regular y hacer cumplir las actividades adyacentes a la pesca.</w:t>
+      </w:r>
+    </w:p>
+    <w:p>
+      <w:pPr>
+        <w:pStyle w:val="ListBullet"/>
+      </w:pPr>
+      <w:r>
+        <w:rPr>
+          <w:rFonts w:ascii="Calibri" w:hAnsi="Calibri"/>
+          <w:b w:val="0"/>
+          <w:i w:val="0"/>
+          <w:color w:val="1A2238"/>
+          <w:sz w:val="21"/>
+        </w:rPr>
+        <w:t>Proyectos estratégicos: P1 Refundación del Ministerio de Pesquería como órgano especializado autónomo; P2 Fortalecimiento del IMARPE (infraestructura y recursos humanos); P3 Perfeccionar el sistema de cuotas de pesca; P4 Repotenciar el Instituto Tecnológico Pesquero (ITP); P5 Promover una flota nacional de pesca de altura y multipropósito.</w:t>
+      </w:r>
+    </w:p>
+    <w:p>
+      <w:pPr>
+        <w:pStyle w:val="ListBullet"/>
+      </w:pPr>
+      <w:r>
+        <w:rPr>
+          <w:rFonts w:ascii="Calibri" w:hAnsi="Calibri"/>
+          <w:b w:val="0"/>
+          <w:i w:val="0"/>
+          <w:color w:val="1A2238"/>
+          <w:sz w:val="21"/>
+        </w:rPr>
+        <w:t>Proyectos estratégicos: P6 Fomentar investigación de alto nivel aplicada al caso nacional (CONCYTEC, universidades); P7 Fomentar el consumo nacional de productos hidrobiológicos priorizando el CHD; P8 Promover la diversificación hacia la acuicultura marina; P9 Creación del Instituto Nacional de Acuicultura.</w:t>
+      </w:r>
+    </w:p>
+    <w:p>
+      <w:pPr>
+        <w:pStyle w:val="ListBullet"/>
+      </w:pPr>
+      <w:r>
+        <w:rPr>
+          <w:rFonts w:ascii="Calibri" w:hAnsi="Calibri"/>
+          <w:b w:val="0"/>
+          <w:i w:val="0"/>
+          <w:color w:val="1A2238"/>
+          <w:sz w:val="21"/>
+        </w:rPr>
+        <w:t>Proyectos estratégicos: P10 Reforzamiento y separación de SANIPES del ITP; P11 Negociación de mejor acceso en tratados y acuerdos de comercio y búsqueda de nuevos mercados; P12 Promover el desarrollo de las MYPE del sector pesca (formalización de artesanales, seguridad, beneficios, crédito y tecnología).</w:t>
+      </w:r>
+    </w:p>
+    <w:p>
+      <w:pPr>
+        <w:pStyle w:val="ListBullet"/>
+      </w:pPr>
+      <w:r>
+        <w:rPr>
+          <w:rFonts w:ascii="Calibri" w:hAnsi="Calibri"/>
+          <w:b w:val="0"/>
+          <w:i w:val="0"/>
+          <w:color w:val="1A2238"/>
+          <w:sz w:val="21"/>
+        </w:rPr>
+        <w:t>Proyectos estratégicos: P13 Fortalecer la autoridad de seguimiento, control y vigilancia (creación de policía marítima); P14 Promover la construcción de instalaciones adecuadas para desembarques, mantenimiento de embarcaciones y tratamiento del pescado; P15 Proponer mayores penas y sanciones más severas para empresas que contaminen el mar peruano; P16 Proponer la participación activa del profesional pesquero en la gestión del sector.</w:t>
+      </w:r>
+    </w:p>
+    <w:p>
+      <w:r>
+        <w:rPr>
+          <w:rFonts w:ascii="Calibri" w:hAnsi="Calibri"/>
+          <w:b/>
+          <w:i w:val="0"/>
+          <w:color w:val="D91023"/>
+          <w:sz w:val="26"/>
+        </w:rPr>
+        <w:t>V · Matriz resumen — indicadores: hoy → meta 2050</w:t>
       </w:r>
     </w:p>
     <w:tbl>
@@ -693,6 +1176,214 @@
                 <w:color w:val="1A2238"/>
                 <w:sz w:val="16"/>
               </w:rPr>
+              <w:t>Superficie total del territorio peruano</w:t>
+            </w:r>
+          </w:p>
+        </w:tc>
+        <w:tc>
+          <w:tcPr>
+            <w:tcW w:type="dxa" w:w="1656"/>
+          </w:tcPr>
+          <w:p>
+            <w:r>
+              <w:rPr>
+                <w:rFonts w:ascii="Calibri" w:hAnsi="Calibri"/>
+                <w:b w:val="0"/>
+                <w:i w:val="0"/>
+                <w:color w:val="1A2238"/>
+                <w:sz w:val="16"/>
+              </w:rPr>
+              <w:t>2 238 566</w:t>
+            </w:r>
+          </w:p>
+        </w:tc>
+        <w:tc>
+          <w:tcPr>
+            <w:tcW w:type="dxa" w:w="1656"/>
+          </w:tcPr>
+          <w:p>
+            <w:r>
+              <w:rPr>
+                <w:rFonts w:ascii="Calibri" w:hAnsi="Calibri"/>
+                <w:b w:val="0"/>
+                <w:i w:val="0"/>
+                <w:color w:val="1A2238"/>
+                <w:sz w:val="16"/>
+              </w:rPr>
+              <w:t>s/d</w:t>
+            </w:r>
+          </w:p>
+        </w:tc>
+        <w:tc>
+          <w:tcPr>
+            <w:tcW w:type="dxa" w:w="1656"/>
+          </w:tcPr>
+          <w:p>
+            <w:r>
+              <w:rPr>
+                <w:rFonts w:ascii="Calibri" w:hAnsi="Calibri"/>
+                <w:b w:val="0"/>
+                <w:i w:val="0"/>
+                <w:color w:val="1A2238"/>
+                <w:sz w:val="16"/>
+              </w:rPr>
+              <w:t>Km2</w:t>
+            </w:r>
+          </w:p>
+        </w:tc>
+        <w:tc>
+          <w:tcPr>
+            <w:tcW w:type="dxa" w:w="1656"/>
+          </w:tcPr>
+          <w:p>
+            <w:r>
+              <w:rPr>
+                <w:rFonts w:ascii="Calibri" w:hAnsi="Calibri"/>
+                <w:b w:val="0"/>
+                <w:i w:val="0"/>
+                <w:color w:val="1A2238"/>
+                <w:sz w:val="16"/>
+              </w:rPr>
+              <w:t>—</w:t>
+            </w:r>
+          </w:p>
+        </w:tc>
+        <w:tc>
+          <w:tcPr>
+            <w:tcW w:type="dxa" w:w="1656"/>
+          </w:tcPr>
+          <w:p>
+            <w:r>
+              <w:rPr>
+                <w:rFonts w:ascii="Calibri" w:hAnsi="Calibri"/>
+                <w:b w:val="0"/>
+                <w:i w:val="0"/>
+                <w:color w:val="1A2238"/>
+                <w:sz w:val="16"/>
+              </w:rPr>
+              <w:t>Informe Comisión Pesca - Plan Perú 2040</w:t>
+            </w:r>
+          </w:p>
+        </w:tc>
+      </w:tr>
+      <w:tr>
+        <w:tc>
+          <w:tcPr>
+            <w:tcW w:type="dxa" w:w="1656"/>
+          </w:tcPr>
+          <w:p>
+            <w:r>
+              <w:rPr>
+                <w:rFonts w:ascii="Calibri" w:hAnsi="Calibri"/>
+                <w:b/>
+                <w:i w:val="0"/>
+                <w:color w:val="1A2238"/>
+                <w:sz w:val="16"/>
+              </w:rPr>
+              <w:t>Superficie del mar peruano</w:t>
+            </w:r>
+          </w:p>
+        </w:tc>
+        <w:tc>
+          <w:tcPr>
+            <w:tcW w:type="dxa" w:w="1656"/>
+          </w:tcPr>
+          <w:p>
+            <w:r>
+              <w:rPr>
+                <w:rFonts w:ascii="Calibri" w:hAnsi="Calibri"/>
+                <w:b w:val="0"/>
+                <w:i w:val="0"/>
+                <w:color w:val="1A2238"/>
+                <w:sz w:val="16"/>
+              </w:rPr>
+              <w:t>927 536</w:t>
+            </w:r>
+          </w:p>
+        </w:tc>
+        <w:tc>
+          <w:tcPr>
+            <w:tcW w:type="dxa" w:w="1656"/>
+          </w:tcPr>
+          <w:p>
+            <w:r>
+              <w:rPr>
+                <w:rFonts w:ascii="Calibri" w:hAnsi="Calibri"/>
+                <w:b w:val="0"/>
+                <w:i w:val="0"/>
+                <w:color w:val="1A2238"/>
+                <w:sz w:val="16"/>
+              </w:rPr>
+              <w:t>s/d</w:t>
+            </w:r>
+          </w:p>
+        </w:tc>
+        <w:tc>
+          <w:tcPr>
+            <w:tcW w:type="dxa" w:w="1656"/>
+          </w:tcPr>
+          <w:p>
+            <w:r>
+              <w:rPr>
+                <w:rFonts w:ascii="Calibri" w:hAnsi="Calibri"/>
+                <w:b w:val="0"/>
+                <w:i w:val="0"/>
+                <w:color w:val="1A2238"/>
+                <w:sz w:val="16"/>
+              </w:rPr>
+              <w:t>Km2 (41% del total)</w:t>
+            </w:r>
+          </w:p>
+        </w:tc>
+        <w:tc>
+          <w:tcPr>
+            <w:tcW w:type="dxa" w:w="1656"/>
+          </w:tcPr>
+          <w:p>
+            <w:r>
+              <w:rPr>
+                <w:rFonts w:ascii="Calibri" w:hAnsi="Calibri"/>
+                <w:b w:val="0"/>
+                <w:i w:val="0"/>
+                <w:color w:val="1A2238"/>
+                <w:sz w:val="16"/>
+              </w:rPr>
+              <w:t>—</w:t>
+            </w:r>
+          </w:p>
+        </w:tc>
+        <w:tc>
+          <w:tcPr>
+            <w:tcW w:type="dxa" w:w="1656"/>
+          </w:tcPr>
+          <w:p>
+            <w:r>
+              <w:rPr>
+                <w:rFonts w:ascii="Calibri" w:hAnsi="Calibri"/>
+                <w:b w:val="0"/>
+                <w:i w:val="0"/>
+                <w:color w:val="1A2238"/>
+                <w:sz w:val="16"/>
+              </w:rPr>
+              <w:t>Informe Comisión Pesca - Plan Perú 2040</w:t>
+            </w:r>
+          </w:p>
+        </w:tc>
+      </w:tr>
+      <w:tr>
+        <w:tc>
+          <w:tcPr>
+            <w:tcW w:type="dxa" w:w="1656"/>
+          </w:tcPr>
+          <w:p>
+            <w:r>
+              <w:rPr>
+                <w:rFonts w:ascii="Calibri" w:hAnsi="Calibri"/>
+                <w:b/>
+                <w:i w:val="0"/>
+                <w:color w:val="1A2238"/>
+                <w:sz w:val="16"/>
+              </w:rPr>
               <w:t>Participación del Perú en la producción mundial de harina de pescado</w:t>
             </w:r>
           </w:p>
@@ -744,7 +1435,7 @@
                 <w:color w:val="1A2238"/>
                 <w:sz w:val="16"/>
               </w:rPr>
-              <w:t>% del total mundial</w:t>
+              <w:t>% (principal productor mundial)</w:t>
             </w:r>
           </w:p>
         </w:tc>
@@ -778,7 +1469,7 @@
                 <w:color w:val="1A2238"/>
                 <w:sz w:val="16"/>
               </w:rPr>
-              <w:t>IFFO (Organización Internacional de Productores de Harina y Aceite de Pescado)</w:t>
+              <w:t>IFFO - Informe Comisión Pesca</w:t>
             </w:r>
           </w:p>
         </w:tc>
@@ -797,7 +1488,7 @@
                 <w:color w:val="1A2238"/>
                 <w:sz w:val="16"/>
               </w:rPr>
-              <w:t>Desembarque de productos pesqueros (2010)</w:t>
+              <w:t>Desembarques de la pesca peruana (2010)</w:t>
             </w:r>
           </w:p>
         </w:tc>
@@ -848,7 +1539,7 @@
                 <w:color w:val="1A2238"/>
                 <w:sz w:val="16"/>
               </w:rPr>
-              <w:t>toneladas</w:t>
+              <w:t>toneladas (-39.2% vs 2009)</w:t>
             </w:r>
           </w:p>
         </w:tc>
@@ -882,215 +1573,7 @@
                 <w:color w:val="1A2238"/>
                 <w:sz w:val="16"/>
               </w:rPr>
-              <w:t>Plan Perú 2040 - Comisión Pesca (datos 2010)</w:t>
-            </w:r>
-          </w:p>
-        </w:tc>
-      </w:tr>
-      <w:tr>
-        <w:tc>
-          <w:tcPr>
-            <w:tcW w:type="dxa" w:w="1656"/>
-          </w:tcPr>
-          <w:p>
-            <w:r>
-              <w:rPr>
-                <w:rFonts w:ascii="Calibri" w:hAnsi="Calibri"/>
-                <w:b/>
-                <w:i w:val="0"/>
-                <w:color w:val="1A2238"/>
-                <w:sz w:val="16"/>
-              </w:rPr>
-              <w:t>Variación del desembarque pesquero 2010 respecto a 2009</w:t>
-            </w:r>
-          </w:p>
-        </w:tc>
-        <w:tc>
-          <w:tcPr>
-            <w:tcW w:type="dxa" w:w="1656"/>
-          </w:tcPr>
-          <w:p>
-            <w:r>
-              <w:rPr>
-                <w:rFonts w:ascii="Calibri" w:hAnsi="Calibri"/>
-                <w:b w:val="0"/>
-                <w:i w:val="0"/>
-                <w:color w:val="1A2238"/>
-                <w:sz w:val="16"/>
-              </w:rPr>
-              <w:t>-39.2</w:t>
-            </w:r>
-          </w:p>
-        </w:tc>
-        <w:tc>
-          <w:tcPr>
-            <w:tcW w:type="dxa" w:w="1656"/>
-          </w:tcPr>
-          <w:p>
-            <w:r>
-              <w:rPr>
-                <w:rFonts w:ascii="Calibri" w:hAnsi="Calibri"/>
-                <w:b w:val="0"/>
-                <w:i w:val="0"/>
-                <w:color w:val="1A2238"/>
-                <w:sz w:val="16"/>
-              </w:rPr>
-              <w:t>s/d</w:t>
-            </w:r>
-          </w:p>
-        </w:tc>
-        <w:tc>
-          <w:tcPr>
-            <w:tcW w:type="dxa" w:w="1656"/>
-          </w:tcPr>
-          <w:p>
-            <w:r>
-              <w:rPr>
-                <w:rFonts w:ascii="Calibri" w:hAnsi="Calibri"/>
-                <w:b w:val="0"/>
-                <w:i w:val="0"/>
-                <w:color w:val="1A2238"/>
-                <w:sz w:val="16"/>
-              </w:rPr>
-              <w:t>% variación interanual</w:t>
-            </w:r>
-          </w:p>
-        </w:tc>
-        <w:tc>
-          <w:tcPr>
-            <w:tcW w:type="dxa" w:w="1656"/>
-          </w:tcPr>
-          <w:p>
-            <w:r>
-              <w:rPr>
-                <w:rFonts w:ascii="Calibri" w:hAnsi="Calibri"/>
-                <w:b w:val="0"/>
-                <w:i w:val="0"/>
-                <w:color w:val="1A2238"/>
-                <w:sz w:val="16"/>
-              </w:rPr>
-              <w:t>—</w:t>
-            </w:r>
-          </w:p>
-        </w:tc>
-        <w:tc>
-          <w:tcPr>
-            <w:tcW w:type="dxa" w:w="1656"/>
-          </w:tcPr>
-          <w:p>
-            <w:r>
-              <w:rPr>
-                <w:rFonts w:ascii="Calibri" w:hAnsi="Calibri"/>
-                <w:b w:val="0"/>
-                <w:i w:val="0"/>
-                <w:color w:val="1A2238"/>
-                <w:sz w:val="16"/>
-              </w:rPr>
-              <w:t>Plan Perú 2040 - Comisión Pesca</w:t>
-            </w:r>
-          </w:p>
-        </w:tc>
-      </w:tr>
-      <w:tr>
-        <w:tc>
-          <w:tcPr>
-            <w:tcW w:type="dxa" w:w="1656"/>
-          </w:tcPr>
-          <w:p>
-            <w:r>
-              <w:rPr>
-                <w:rFonts w:ascii="Calibri" w:hAnsi="Calibri"/>
-                <w:b/>
-                <w:i w:val="0"/>
-                <w:color w:val="1A2238"/>
-                <w:sz w:val="16"/>
-              </w:rPr>
-              <w:t>Participación del desembarque destinado a consumo humano indirecto (harina de pescado) en 2010</w:t>
-            </w:r>
-          </w:p>
-        </w:tc>
-        <w:tc>
-          <w:tcPr>
-            <w:tcW w:type="dxa" w:w="1656"/>
-          </w:tcPr>
-          <w:p>
-            <w:r>
-              <w:rPr>
-                <w:rFonts w:ascii="Calibri" w:hAnsi="Calibri"/>
-                <w:b w:val="0"/>
-                <w:i w:val="0"/>
-                <w:color w:val="1A2238"/>
-                <w:sz w:val="16"/>
-              </w:rPr>
-              <w:t>79</w:t>
-            </w:r>
-          </w:p>
-        </w:tc>
-        <w:tc>
-          <w:tcPr>
-            <w:tcW w:type="dxa" w:w="1656"/>
-          </w:tcPr>
-          <w:p>
-            <w:r>
-              <w:rPr>
-                <w:rFonts w:ascii="Calibri" w:hAnsi="Calibri"/>
-                <w:b w:val="0"/>
-                <w:i w:val="0"/>
-                <w:color w:val="1A2238"/>
-                <w:sz w:val="16"/>
-              </w:rPr>
-              <w:t>s/d</w:t>
-            </w:r>
-          </w:p>
-        </w:tc>
-        <w:tc>
-          <w:tcPr>
-            <w:tcW w:type="dxa" w:w="1656"/>
-          </w:tcPr>
-          <w:p>
-            <w:r>
-              <w:rPr>
-                <w:rFonts w:ascii="Calibri" w:hAnsi="Calibri"/>
-                <w:b w:val="0"/>
-                <w:i w:val="0"/>
-                <w:color w:val="1A2238"/>
-                <w:sz w:val="16"/>
-              </w:rPr>
-              <w:t>% del desembarque</w:t>
-            </w:r>
-          </w:p>
-        </w:tc>
-        <w:tc>
-          <w:tcPr>
-            <w:tcW w:type="dxa" w:w="1656"/>
-          </w:tcPr>
-          <w:p>
-            <w:r>
-              <w:rPr>
-                <w:rFonts w:ascii="Calibri" w:hAnsi="Calibri"/>
-                <w:b w:val="0"/>
-                <w:i w:val="0"/>
-                <w:color w:val="1A2238"/>
-                <w:sz w:val="16"/>
-              </w:rPr>
-              <w:t>—</w:t>
-            </w:r>
-          </w:p>
-        </w:tc>
-        <w:tc>
-          <w:tcPr>
-            <w:tcW w:type="dxa" w:w="1656"/>
-          </w:tcPr>
-          <w:p>
-            <w:r>
-              <w:rPr>
-                <w:rFonts w:ascii="Calibri" w:hAnsi="Calibri"/>
-                <w:b w:val="0"/>
-                <w:i w:val="0"/>
-                <w:color w:val="1A2238"/>
-                <w:sz w:val="16"/>
-              </w:rPr>
-              <w:t>Plan Perú 2040 - Comisión Pesca</w:t>
+              <w:t>Informe Comisión Pesca - Plan Perú 2040</w:t>
             </w:r>
           </w:p>
         </w:tc>
@@ -1160,7 +1643,7 @@
                 <w:color w:val="1A2238"/>
                 <w:sz w:val="16"/>
               </w:rPr>
-              <w:t>millones de dólares</w:t>
+              <w:t>millones de USD (+15.3% vs 2009; tercer sector, 7.24% de aporte)</w:t>
             </w:r>
           </w:p>
         </w:tc>
@@ -1194,7 +1677,7 @@
                 <w:color w:val="1A2238"/>
                 <w:sz w:val="16"/>
               </w:rPr>
-              <w:t>Plan Perú 2040 - Comisión Pesca</w:t>
+              <w:t>Informe Comisión Pesca - Plan Perú 2040</w:t>
             </w:r>
           </w:p>
         </w:tc>
@@ -1213,7 +1696,7 @@
                 <w:color w:val="1A2238"/>
                 <w:sz w:val="16"/>
               </w:rPr>
-              <w:t>Crecimiento de las exportaciones pesqueras 2010 respecto al año anterior</w:t>
+              <w:t>Desembarque destinado a consumo humano indirecto (harina de pescado)</w:t>
             </w:r>
           </w:p>
         </w:tc>
@@ -1230,7 +1713,7 @@
                 <w:color w:val="1A2238"/>
                 <w:sz w:val="16"/>
               </w:rPr>
-              <w:t>15.3</w:t>
+              <w:t>79</w:t>
             </w:r>
           </w:p>
         </w:tc>
@@ -1264,7 +1747,7 @@
                 <w:color w:val="1A2238"/>
                 <w:sz w:val="16"/>
               </w:rPr>
-              <w:t>% variación interanual</w:t>
+              <w:t>% del desembarque 2010</w:t>
             </w:r>
           </w:p>
         </w:tc>
@@ -1298,215 +1781,7 @@
                 <w:color w:val="1A2238"/>
                 <w:sz w:val="16"/>
               </w:rPr>
-              <w:t>Plan Perú 2040 - Comisión Pesca</w:t>
-            </w:r>
-          </w:p>
-        </w:tc>
-      </w:tr>
-      <w:tr>
-        <w:tc>
-          <w:tcPr>
-            <w:tcW w:type="dxa" w:w="1656"/>
-          </w:tcPr>
-          <w:p>
-            <w:r>
-              <w:rPr>
-                <w:rFonts w:ascii="Calibri" w:hAnsi="Calibri"/>
-                <w:b/>
-                <w:i w:val="0"/>
-                <w:color w:val="1A2238"/>
-                <w:sz w:val="16"/>
-              </w:rPr>
-              <w:t>Aporte del sector pesquero a las exportaciones nacionales (tercer sector, 2010)</w:t>
-            </w:r>
-          </w:p>
-        </w:tc>
-        <w:tc>
-          <w:tcPr>
-            <w:tcW w:type="dxa" w:w="1656"/>
-          </w:tcPr>
-          <w:p>
-            <w:r>
-              <w:rPr>
-                <w:rFonts w:ascii="Calibri" w:hAnsi="Calibri"/>
-                <w:b w:val="0"/>
-                <w:i w:val="0"/>
-                <w:color w:val="1A2238"/>
-                <w:sz w:val="16"/>
-              </w:rPr>
-              <w:t>7.24</w:t>
-            </w:r>
-          </w:p>
-        </w:tc>
-        <w:tc>
-          <w:tcPr>
-            <w:tcW w:type="dxa" w:w="1656"/>
-          </w:tcPr>
-          <w:p>
-            <w:r>
-              <w:rPr>
-                <w:rFonts w:ascii="Calibri" w:hAnsi="Calibri"/>
-                <w:b w:val="0"/>
-                <w:i w:val="0"/>
-                <w:color w:val="1A2238"/>
-                <w:sz w:val="16"/>
-              </w:rPr>
-              <w:t>s/d</w:t>
-            </w:r>
-          </w:p>
-        </w:tc>
-        <w:tc>
-          <w:tcPr>
-            <w:tcW w:type="dxa" w:w="1656"/>
-          </w:tcPr>
-          <w:p>
-            <w:r>
-              <w:rPr>
-                <w:rFonts w:ascii="Calibri" w:hAnsi="Calibri"/>
-                <w:b w:val="0"/>
-                <w:i w:val="0"/>
-                <w:color w:val="1A2238"/>
-                <w:sz w:val="16"/>
-              </w:rPr>
-              <w:t>% del total exportado</w:t>
-            </w:r>
-          </w:p>
-        </w:tc>
-        <w:tc>
-          <w:tcPr>
-            <w:tcW w:type="dxa" w:w="1656"/>
-          </w:tcPr>
-          <w:p>
-            <w:r>
-              <w:rPr>
-                <w:rFonts w:ascii="Calibri" w:hAnsi="Calibri"/>
-                <w:b w:val="0"/>
-                <w:i w:val="0"/>
-                <w:color w:val="1A2238"/>
-                <w:sz w:val="16"/>
-              </w:rPr>
-              <w:t>—</w:t>
-            </w:r>
-          </w:p>
-        </w:tc>
-        <w:tc>
-          <w:tcPr>
-            <w:tcW w:type="dxa" w:w="1656"/>
-          </w:tcPr>
-          <w:p>
-            <w:r>
-              <w:rPr>
-                <w:rFonts w:ascii="Calibri" w:hAnsi="Calibri"/>
-                <w:b w:val="0"/>
-                <w:i w:val="0"/>
-                <w:color w:val="1A2238"/>
-                <w:sz w:val="16"/>
-              </w:rPr>
-              <w:t>Plan Perú 2040 - Comisión Pesca</w:t>
-            </w:r>
-          </w:p>
-        </w:tc>
-      </w:tr>
-      <w:tr>
-        <w:tc>
-          <w:tcPr>
-            <w:tcW w:type="dxa" w:w="1656"/>
-          </w:tcPr>
-          <w:p>
-            <w:r>
-              <w:rPr>
-                <w:rFonts w:ascii="Calibri" w:hAnsi="Calibri"/>
-                <w:b/>
-                <w:i w:val="0"/>
-                <w:color w:val="1A2238"/>
-                <w:sz w:val="16"/>
-              </w:rPr>
-              <w:t>Superficie de mar del Perú respecto a su superficie total</w:t>
-            </w:r>
-          </w:p>
-        </w:tc>
-        <w:tc>
-          <w:tcPr>
-            <w:tcW w:type="dxa" w:w="1656"/>
-          </w:tcPr>
-          <w:p>
-            <w:r>
-              <w:rPr>
-                <w:rFonts w:ascii="Calibri" w:hAnsi="Calibri"/>
-                <w:b w:val="0"/>
-                <w:i w:val="0"/>
-                <w:color w:val="1A2238"/>
-                <w:sz w:val="16"/>
-              </w:rPr>
-              <w:t>41</w:t>
-            </w:r>
-          </w:p>
-        </w:tc>
-        <w:tc>
-          <w:tcPr>
-            <w:tcW w:type="dxa" w:w="1656"/>
-          </w:tcPr>
-          <w:p>
-            <w:r>
-              <w:rPr>
-                <w:rFonts w:ascii="Calibri" w:hAnsi="Calibri"/>
-                <w:b w:val="0"/>
-                <w:i w:val="0"/>
-                <w:color w:val="1A2238"/>
-                <w:sz w:val="16"/>
-              </w:rPr>
-              <w:t>s/d</w:t>
-            </w:r>
-          </w:p>
-        </w:tc>
-        <w:tc>
-          <w:tcPr>
-            <w:tcW w:type="dxa" w:w="1656"/>
-          </w:tcPr>
-          <w:p>
-            <w:r>
-              <w:rPr>
-                <w:rFonts w:ascii="Calibri" w:hAnsi="Calibri"/>
-                <w:b w:val="0"/>
-                <w:i w:val="0"/>
-                <w:color w:val="1A2238"/>
-                <w:sz w:val="16"/>
-              </w:rPr>
-              <w:t>% (927 536 Km2 de 2 238 566 Km2)</w:t>
-            </w:r>
-          </w:p>
-        </w:tc>
-        <w:tc>
-          <w:tcPr>
-            <w:tcW w:type="dxa" w:w="1656"/>
-          </w:tcPr>
-          <w:p>
-            <w:r>
-              <w:rPr>
-                <w:rFonts w:ascii="Calibri" w:hAnsi="Calibri"/>
-                <w:b w:val="0"/>
-                <w:i w:val="0"/>
-                <w:color w:val="1A2238"/>
-                <w:sz w:val="16"/>
-              </w:rPr>
-              <w:t>—</w:t>
-            </w:r>
-          </w:p>
-        </w:tc>
-        <w:tc>
-          <w:tcPr>
-            <w:tcW w:type="dxa" w:w="1656"/>
-          </w:tcPr>
-          <w:p>
-            <w:r>
-              <w:rPr>
-                <w:rFonts w:ascii="Calibri" w:hAnsi="Calibri"/>
-                <w:b w:val="0"/>
-                <w:i w:val="0"/>
-                <w:color w:val="1A2238"/>
-                <w:sz w:val="16"/>
-              </w:rPr>
-              <w:t>Plan Perú 2040 - Comisión Pesca</w:t>
+              <w:t>Informe Comisión Pesca - Plan Perú 2040</w:t>
             </w:r>
           </w:p>
         </w:tc>
@@ -1521,107 +1796,7 @@
           <w:color w:val="D91023"/>
           <w:sz w:val="26"/>
         </w:rPr>
-        <w:t>Pilares de la estrategia</w:t>
-      </w:r>
-    </w:p>
-    <w:p>
-      <w:r>
-        <w:rPr>
-          <w:rFonts w:ascii="Calibri" w:hAnsi="Calibri"/>
-          <w:b/>
-          <w:i w:val="0"/>
-          <w:color w:val="1A2238"/>
-          <w:sz w:val="21"/>
-        </w:rPr>
-        <w:t xml:space="preserve">Desarrollo sustentable de la extracción y valor agregado: </w:t>
-      </w:r>
-      <w:r>
-        <w:rPr>
-          <w:rFonts w:ascii="Calibri" w:hAnsi="Calibri"/>
-          <w:b w:val="0"/>
-          <w:i w:val="0"/>
-          <w:color w:val="1A2238"/>
-          <w:sz w:val="21"/>
-        </w:rPr>
-        <w:t>Desarrollar en forma sustentable la extracción de los recursos hidrobiológicos y aumentar el valor de los productos de extracción, tomando decisiones basadas en evidencia científica, con una estrategia de extracción viable económica y biológicamente, mejorando y haciendo cumplir el marco normativo, y desarrollando una imagen nacional de proveedor confiable con buenas prácticas sanitarias, laborales y ambientales.</w:t>
-      </w:r>
-    </w:p>
-    <w:p>
-      <w:r>
-        <w:rPr>
-          <w:rFonts w:ascii="Calibri" w:hAnsi="Calibri"/>
-          <w:b/>
-          <w:i w:val="0"/>
-          <w:color w:val="1A2238"/>
-          <w:sz w:val="21"/>
-        </w:rPr>
-        <w:t xml:space="preserve">Desarrollo tecnológico, diversificación y consumo: </w:t>
-      </w:r>
-      <w:r>
-        <w:rPr>
-          <w:rFonts w:ascii="Calibri" w:hAnsi="Calibri"/>
-          <w:b w:val="0"/>
-          <w:i w:val="0"/>
-          <w:color w:val="1A2238"/>
-          <w:sz w:val="21"/>
-        </w:rPr>
-        <w:t>Promover el desarrollo tecnológico y la diversificación de la actividad pesquera y fomentar el consumo de recursos hidrobiológicos, mediante investigación de alto nivel aplicada al caso nacional, capacidad de proceso y transporte de alimentos marinos, diversificación hacia la acuicultura marina y simplificación de trámites para nuevos centros productivos.</w:t>
-      </w:r>
-    </w:p>
-    <w:p>
-      <w:r>
-        <w:rPr>
-          <w:rFonts w:ascii="Calibri" w:hAnsi="Calibri"/>
-          <w:b/>
-          <w:i w:val="0"/>
-          <w:color w:val="1A2238"/>
-          <w:sz w:val="21"/>
-        </w:rPr>
-        <w:t xml:space="preserve">Exportaciones y acceso a nuevos mercados: </w:t>
-      </w:r>
-      <w:r>
-        <w:rPr>
-          <w:rFonts w:ascii="Calibri" w:hAnsi="Calibri"/>
-          <w:b w:val="0"/>
-          <w:i w:val="0"/>
-          <w:color w:val="1A2238"/>
-          <w:sz w:val="21"/>
-        </w:rPr>
-        <w:t>Incrementar las exportaciones de los productos pesqueros y el acceso a nuevos mercados, negociando mejor acceso en tratados y acuerdos de comercio (tarifas y barreras), certificando plantas y procesos, reforzando políticas de autocontrol, calidad y sanidad, y promoviendo el desarrollo de las MyPes del sector.</w:t>
-      </w:r>
-    </w:p>
-    <w:p>
-      <w:r>
-        <w:rPr>
-          <w:rFonts w:ascii="Calibri" w:hAnsi="Calibri"/>
-          <w:b/>
-          <w:i w:val="0"/>
-          <w:color w:val="1A2238"/>
-          <w:sz w:val="21"/>
-        </w:rPr>
-        <w:t xml:space="preserve">Ambiente marino saludable y biodiversidad: </w:t>
-      </w:r>
-      <w:r>
-        <w:rPr>
-          <w:rFonts w:ascii="Calibri" w:hAnsi="Calibri"/>
-          <w:b w:val="0"/>
-          <w:i w:val="0"/>
-          <w:color w:val="1A2238"/>
-          <w:sz w:val="21"/>
-        </w:rPr>
-        <w:t>Lograr un ambiente marino limpio y saludable con productos sanos y seguros, preservando el medio ambiente y la biodiversidad, mediante la conservación de la naturaleza en equilibrio con otras actividades (acuicultura, pesca deportiva, turismo, transporte), un marco de administración que equilibre intereses económicos y la regulación de actividades adyacentes a la pesca.</w:t>
-      </w:r>
-    </w:p>
-    <w:p>
-      <w:r>
-        <w:rPr>
-          <w:rFonts w:ascii="Calibri" w:hAnsi="Calibri"/>
-          <w:b/>
-          <w:i w:val="0"/>
-          <w:color w:val="D91023"/>
-          <w:sz w:val="26"/>
-        </w:rPr>
-        <w:t>Hoja de ruta · 100 primeros días</w:t>
+        <w:t>VI · Hitos de los primeros 100 días de Gobierno</w:t>
       </w:r>
     </w:p>
     <w:p>
@@ -1696,7 +1871,7 @@
           <w:color w:val="B8840E"/>
           <w:sz w:val="17"/>
         </w:rPr>
-        <w:t xml:space="preserve">  [Reforma institucional]</w:t>
+        <w:t xml:space="preserve">  [Fortalecimiento institucional]</w:t>
       </w:r>
     </w:p>
     <w:p>
@@ -1771,7 +1946,7 @@
           <w:color w:val="B8840E"/>
           <w:sz w:val="17"/>
         </w:rPr>
-        <w:t xml:space="preserve">  [Declaratoria / política]</w:t>
+        <w:t xml:space="preserve">  [Declaratoria de política]</w:t>
       </w:r>
     </w:p>
     <w:p>
@@ -1821,7 +1996,7 @@
           <w:color w:val="B8840E"/>
           <w:sz w:val="17"/>
         </w:rPr>
-        <w:t xml:space="preserve">  [Infraestructura productiva]</w:t>
+        <w:t xml:space="preserve">  [Inversión productiva]</w:t>
       </w:r>
     </w:p>
     <w:p>
@@ -1871,7 +2046,7 @@
           <w:color w:val="B8840E"/>
           <w:sz w:val="17"/>
         </w:rPr>
-        <w:t xml:space="preserve">  [Gobernanza / participación]</w:t>
+        <w:t xml:space="preserve">  [Gobernanza sectorial]</w:t>
       </w:r>
     </w:p>
     <w:p>
@@ -1883,13 +2058,20 @@
           <w:color w:val="D91023"/>
           <w:sz w:val="26"/>
         </w:rPr>
-        <w:t>Metas 2050</w:t>
+        <w:t>Pilares de la estrategia</w:t>
       </w:r>
     </w:p>
     <w:p>
-      <w:pPr>
-        <w:pStyle w:val="ListBullet"/>
-      </w:pPr>
+      <w:r>
+        <w:rPr>
+          <w:rFonts w:ascii="Calibri" w:hAnsi="Calibri"/>
+          <w:b/>
+          <w:i w:val="0"/>
+          <w:color w:val="1A2238"/>
+          <w:sz w:val="21"/>
+        </w:rPr>
+        <w:t xml:space="preserve">Sustentabilidad de los recursos: </w:t>
+      </w:r>
       <w:r>
         <w:rPr>
           <w:rFonts w:ascii="Calibri" w:hAnsi="Calibri"/>
@@ -1898,13 +2080,20 @@
           <w:color w:val="1A2238"/>
           <w:sz w:val="21"/>
         </w:rPr>
-        <w:t>Desarrollar en forma sustentable los recursos de extracción.</w:t>
+        <w:t>Explotación racional y permanente de los recursos pesqueros renovables dentro de los límites de sustentabilidad, con medidas de conservación (vedas, cuotas, tallas mínimas) convertidas en prácticas de manejo y criterios ecosistémicos.</w:t>
       </w:r>
     </w:p>
     <w:p>
-      <w:pPr>
-        <w:pStyle w:val="ListBullet"/>
-      </w:pPr>
+      <w:r>
+        <w:rPr>
+          <w:rFonts w:ascii="Calibri" w:hAnsi="Calibri"/>
+          <w:b/>
+          <w:i w:val="0"/>
+          <w:color w:val="1A2238"/>
+          <w:sz w:val="21"/>
+        </w:rPr>
+        <w:t xml:space="preserve">Valor agregado y diversificación: </w:t>
+      </w:r>
       <w:r>
         <w:rPr>
           <w:rFonts w:ascii="Calibri" w:hAnsi="Calibri"/>
@@ -1913,13 +2102,20 @@
           <w:color w:val="1A2238"/>
           <w:sz w:val="21"/>
         </w:rPr>
-        <w:t>Aumentar el valor de los productos de extracción.</w:t>
+        <w:t>Incremento del valor de los productos de extracción, desarrollo tecnológico (ITP), diversificación hacia la acuicultura marina y peces nativos, y desarrollo de las MyPes del sector.</w:t>
       </w:r>
     </w:p>
     <w:p>
-      <w:pPr>
-        <w:pStyle w:val="ListBullet"/>
-      </w:pPr>
+      <w:r>
+        <w:rPr>
+          <w:rFonts w:ascii="Calibri" w:hAnsi="Calibri"/>
+          <w:b/>
+          <w:i w:val="0"/>
+          <w:color w:val="1A2238"/>
+          <w:sz w:val="21"/>
+        </w:rPr>
+        <w:t xml:space="preserve">Seguridad alimentaria y consumo humano directo: </w:t>
+      </w:r>
       <w:r>
         <w:rPr>
           <w:rFonts w:ascii="Calibri" w:hAnsi="Calibri"/>
@@ -1928,13 +2124,20 @@
           <w:color w:val="1A2238"/>
           <w:sz w:val="21"/>
         </w:rPr>
-        <w:t>Promover el desarrollo tecnológico y la diversificación de la actividad pesquera.</w:t>
+        <w:t>Priorizar el uso de los recursos para el consumo humano directo, reducir residuos para la industria harinera y dinamizar programas sociales que incrementen el consumo de pescado en el país.</w:t>
       </w:r>
     </w:p>
     <w:p>
-      <w:pPr>
-        <w:pStyle w:val="ListBullet"/>
-      </w:pPr>
+      <w:r>
+        <w:rPr>
+          <w:rFonts w:ascii="Calibri" w:hAnsi="Calibri"/>
+          <w:b/>
+          <w:i w:val="0"/>
+          <w:color w:val="1A2238"/>
+          <w:sz w:val="21"/>
+        </w:rPr>
+        <w:t xml:space="preserve">Institucionalidad y gobernanza: </w:t>
+      </w:r>
       <w:r>
         <w:rPr>
           <w:rFonts w:ascii="Calibri" w:hAnsi="Calibri"/>
@@ -1943,13 +2146,20 @@
           <w:color w:val="1A2238"/>
           <w:sz w:val="21"/>
         </w:rPr>
-        <w:t>Fomentar el consumo de recursos hidrobiológicos.</w:t>
+        <w:t>Refundación del Ministerio de Pesquería, fortalecimiento de IMARPE e ITP, creación del Instituto Nacional de Acuicultura, separación de SANIPES, autoridad de seguimiento/control/vigilancia y participación del profesional pesquero.</w:t>
       </w:r>
     </w:p>
     <w:p>
-      <w:pPr>
-        <w:pStyle w:val="ListBullet"/>
-      </w:pPr>
+      <w:r>
+        <w:rPr>
+          <w:rFonts w:ascii="Calibri" w:hAnsi="Calibri"/>
+          <w:b/>
+          <w:i w:val="0"/>
+          <w:color w:val="1A2238"/>
+          <w:sz w:val="21"/>
+        </w:rPr>
+        <w:t xml:space="preserve">Ambiente marino saludable: </w:t>
+      </w:r>
       <w:r>
         <w:rPr>
           <w:rFonts w:ascii="Calibri" w:hAnsi="Calibri"/>
@@ -1958,13 +2168,20 @@
           <w:color w:val="1A2238"/>
           <w:sz w:val="21"/>
         </w:rPr>
-        <w:t>Incrementar las exportaciones de los productos pesqueros y el acceso a nuevos mercados.</w:t>
+        <w:t>Lograr un ambiente marino limpio con productos sanos y seguros, control de la contaminación con penas más severas, medidas precautorias frente al cambio climático y equilibrio con otras actividades adyacentes.</w:t>
       </w:r>
     </w:p>
     <w:p>
-      <w:pPr>
-        <w:pStyle w:val="ListBullet"/>
-      </w:pPr>
+      <w:r>
+        <w:rPr>
+          <w:rFonts w:ascii="Calibri" w:hAnsi="Calibri"/>
+          <w:b/>
+          <w:i w:val="0"/>
+          <w:color w:val="1A2238"/>
+          <w:sz w:val="21"/>
+        </w:rPr>
+        <w:t xml:space="preserve">Acceso a mercados: </w:t>
+      </w:r>
       <w:r>
         <w:rPr>
           <w:rFonts w:ascii="Calibri" w:hAnsi="Calibri"/>
@@ -1973,409 +2190,7 @@
           <w:color w:val="1A2238"/>
           <w:sz w:val="21"/>
         </w:rPr>
-        <w:t>Lograr un ambiente marino saludable con productos sanos y seguros, preservando el medio ambiente y la biodiversidad.</w:t>
-      </w:r>
-    </w:p>
-    <w:p>
-      <w:pPr>
-        <w:pStyle w:val="ListBullet"/>
-      </w:pPr>
-      <w:r>
-        <w:rPr>
-          <w:rFonts w:ascii="Calibri" w:hAnsi="Calibri"/>
-          <w:b w:val="0"/>
-          <w:i w:val="0"/>
-          <w:color w:val="1A2238"/>
-          <w:sz w:val="21"/>
-        </w:rPr>
-        <w:t>Priorizar el uso de los recursos para el consumo humano directo (CHD) y la reducción de residuos para la industria harinera.</w:t>
-      </w:r>
-    </w:p>
-    <w:p>
-      <w:pPr>
-        <w:pStyle w:val="ListBullet"/>
-      </w:pPr>
-      <w:r>
-        <w:rPr>
-          <w:rFonts w:ascii="Calibri" w:hAnsi="Calibri"/>
-          <w:b w:val="0"/>
-          <w:i w:val="0"/>
-          <w:color w:val="1A2238"/>
-          <w:sz w:val="21"/>
-        </w:rPr>
-        <w:t>Lograr que las actuales medidas de conservación (vedas biológicas, cuotas, tallas mínimas, características de los artes de pesca) se conviertan en prácticas de manejo.</w:t>
-      </w:r>
-    </w:p>
-    <w:p>
-      <w:pPr>
-        <w:pStyle w:val="ListBullet"/>
-      </w:pPr>
-      <w:r>
-        <w:rPr>
-          <w:rFonts w:ascii="Calibri" w:hAnsi="Calibri"/>
-          <w:b w:val="0"/>
-          <w:i w:val="0"/>
-          <w:color w:val="1A2238"/>
-          <w:sz w:val="21"/>
-        </w:rPr>
-        <w:t>Reformar la estructura tributaria del sector y revisar las tasas por concepto de derechos de pesca.</w:t>
-      </w:r>
-    </w:p>
-    <w:p>
-      <w:pPr>
-        <w:pStyle w:val="ListBullet"/>
-      </w:pPr>
-      <w:r>
-        <w:rPr>
-          <w:rFonts w:ascii="Calibri" w:hAnsi="Calibri"/>
-          <w:b w:val="0"/>
-          <w:i w:val="0"/>
-          <w:color w:val="1A2238"/>
-          <w:sz w:val="21"/>
-        </w:rPr>
-        <w:t>Establecer la sustentabilidad y la seguridad alimentarias como base del ordenamiento pesquero.</w:t>
-      </w:r>
-    </w:p>
-    <w:p>
-      <w:pPr>
-        <w:pStyle w:val="ListBullet"/>
-      </w:pPr>
-      <w:r>
-        <w:rPr>
-          <w:rFonts w:ascii="Calibri" w:hAnsi="Calibri"/>
-          <w:b w:val="0"/>
-          <w:i w:val="0"/>
-          <w:color w:val="1A2238"/>
-          <w:sz w:val="21"/>
-        </w:rPr>
-        <w:t>Establecer medidas precautorias frente al cambio climático y el calentamiento global con un plan estratégico.</w:t>
-      </w:r>
-    </w:p>
-    <w:p>
-      <w:r>
-        <w:rPr>
-          <w:rFonts w:ascii="Calibri" w:hAnsi="Calibri"/>
-          <w:b/>
-          <w:i w:val="0"/>
-          <w:color w:val="D91023"/>
-          <w:sz w:val="26"/>
-        </w:rPr>
-        <w:t>Acciones e iniciativas</w:t>
-      </w:r>
-    </w:p>
-    <w:p>
-      <w:pPr>
-        <w:pStyle w:val="ListBullet"/>
-      </w:pPr>
-      <w:r>
-        <w:rPr>
-          <w:rFonts w:ascii="Calibri" w:hAnsi="Calibri"/>
-          <w:b w:val="0"/>
-          <w:i w:val="0"/>
-          <w:color w:val="1A2238"/>
-          <w:sz w:val="21"/>
-        </w:rPr>
-        <w:t>Implementar una política que armonice los lineamientos de explotación artesanal e industrial, favoreciendo la explotación hasta el límite permisible por especie con criterios ecosistémicos.</w:t>
-      </w:r>
-    </w:p>
-    <w:p>
-      <w:pPr>
-        <w:pStyle w:val="ListBullet"/>
-      </w:pPr>
-      <w:r>
-        <w:rPr>
-          <w:rFonts w:ascii="Calibri" w:hAnsi="Calibri"/>
-          <w:b w:val="0"/>
-          <w:i w:val="0"/>
-          <w:color w:val="1A2238"/>
-          <w:sz w:val="21"/>
-        </w:rPr>
-        <w:t>Definir una política con participación formal de los representantes de los diferentes sectores de la actividad pesquera, con reordenamiento de las normas vigentes.</w:t>
-      </w:r>
-    </w:p>
-    <w:p>
-      <w:pPr>
-        <w:pStyle w:val="ListBullet"/>
-      </w:pPr>
-      <w:r>
-        <w:rPr>
-          <w:rFonts w:ascii="Calibri" w:hAnsi="Calibri"/>
-          <w:b w:val="0"/>
-          <w:i w:val="0"/>
-          <w:color w:val="1A2238"/>
-          <w:sz w:val="21"/>
-        </w:rPr>
-        <w:t>Convertir las medidas de conservación (vedas, cuotas, tallas mínimas, artes de pesca) en prácticas de manejo.</w:t>
-      </w:r>
-    </w:p>
-    <w:p>
-      <w:pPr>
-        <w:pStyle w:val="ListBullet"/>
-      </w:pPr>
-      <w:r>
-        <w:rPr>
-          <w:rFonts w:ascii="Calibri" w:hAnsi="Calibri"/>
-          <w:b w:val="0"/>
-          <w:i w:val="0"/>
-          <w:color w:val="1A2238"/>
-          <w:sz w:val="21"/>
-        </w:rPr>
-        <w:t>Reformar la estructura tributaria del sector y revisar las tasas por derechos de pesca.</w:t>
-      </w:r>
-    </w:p>
-    <w:p>
-      <w:pPr>
-        <w:pStyle w:val="ListBullet"/>
-      </w:pPr>
-      <w:r>
-        <w:rPr>
-          <w:rFonts w:ascii="Calibri" w:hAnsi="Calibri"/>
-          <w:b w:val="0"/>
-          <w:i w:val="0"/>
-          <w:color w:val="1A2238"/>
-          <w:sz w:val="21"/>
-        </w:rPr>
-        <w:t>Establecer medidas precautorias frente al cambio climático con un plan estratégico.</w:t>
-      </w:r>
-    </w:p>
-    <w:p>
-      <w:pPr>
-        <w:pStyle w:val="ListBullet"/>
-      </w:pPr>
-      <w:r>
-        <w:rPr>
-          <w:rFonts w:ascii="Calibri" w:hAnsi="Calibri"/>
-          <w:b w:val="0"/>
-          <w:i w:val="0"/>
-          <w:color w:val="1A2238"/>
-          <w:sz w:val="21"/>
-        </w:rPr>
-        <w:t>Refundación del Ministerio de Pesquería como órgano especializado autónomo (Proyecto Nº 1).</w:t>
-      </w:r>
-    </w:p>
-    <w:p>
-      <w:pPr>
-        <w:pStyle w:val="ListBullet"/>
-      </w:pPr>
-      <w:r>
-        <w:rPr>
-          <w:rFonts w:ascii="Calibri" w:hAnsi="Calibri"/>
-          <w:b w:val="0"/>
-          <w:i w:val="0"/>
-          <w:color w:val="1A2238"/>
-          <w:sz w:val="21"/>
-        </w:rPr>
-        <w:t>Fortalecimiento del Instituto del Mar - IMARPE, repotenciando infraestructura y recursos humanos (Proyecto Nº 2).</w:t>
-      </w:r>
-    </w:p>
-    <w:p>
-      <w:pPr>
-        <w:pStyle w:val="ListBullet"/>
-      </w:pPr>
-      <w:r>
-        <w:rPr>
-          <w:rFonts w:ascii="Calibri" w:hAnsi="Calibri"/>
-          <w:b w:val="0"/>
-          <w:i w:val="0"/>
-          <w:color w:val="1A2238"/>
-          <w:sz w:val="21"/>
-        </w:rPr>
-        <w:t>Perfeccionar el sistema de cuotas de pesca (Proyecto Nº 3).</w:t>
-      </w:r>
-    </w:p>
-    <w:p>
-      <w:pPr>
-        <w:pStyle w:val="ListBullet"/>
-      </w:pPr>
-      <w:r>
-        <w:rPr>
-          <w:rFonts w:ascii="Calibri" w:hAnsi="Calibri"/>
-          <w:b w:val="0"/>
-          <w:i w:val="0"/>
-          <w:color w:val="1A2238"/>
-          <w:sz w:val="21"/>
-        </w:rPr>
-        <w:t>Repotenciar el Instituto Tecnológico Pesquero - ITP (Proyecto Nº 4).</w:t>
-      </w:r>
-    </w:p>
-    <w:p>
-      <w:pPr>
-        <w:pStyle w:val="ListBullet"/>
-      </w:pPr>
-      <w:r>
-        <w:rPr>
-          <w:rFonts w:ascii="Calibri" w:hAnsi="Calibri"/>
-          <w:b w:val="0"/>
-          <w:i w:val="0"/>
-          <w:color w:val="1A2238"/>
-          <w:sz w:val="21"/>
-        </w:rPr>
-        <w:t>Promover la implementación de una flota nacional de pesca de altura y multipropósito (Proyecto Nº 5).</w:t>
-      </w:r>
-    </w:p>
-    <w:p>
-      <w:pPr>
-        <w:pStyle w:val="ListBullet"/>
-      </w:pPr>
-      <w:r>
-        <w:rPr>
-          <w:rFonts w:ascii="Calibri" w:hAnsi="Calibri"/>
-          <w:b w:val="0"/>
-          <w:i w:val="0"/>
-          <w:color w:val="1A2238"/>
-          <w:sz w:val="21"/>
-        </w:rPr>
-        <w:t>Fomentar el desarrollo de la investigación de alto nivel aplicada al caso nacional, a través de CONCYTEC, universidades y otras instituciones (Proyecto Nº 6).</w:t>
-      </w:r>
-    </w:p>
-    <w:p>
-      <w:pPr>
-        <w:pStyle w:val="ListBullet"/>
-      </w:pPr>
-      <w:r>
-        <w:rPr>
-          <w:rFonts w:ascii="Calibri" w:hAnsi="Calibri"/>
-          <w:b w:val="0"/>
-          <w:i w:val="0"/>
-          <w:color w:val="1A2238"/>
-          <w:sz w:val="21"/>
-        </w:rPr>
-        <w:t>Fomentar el consumo de productos hidrobiológicos a nivel nacional priorizando el CHD (Proyecto Nº 7).</w:t>
-      </w:r>
-    </w:p>
-    <w:p>
-      <w:pPr>
-        <w:pStyle w:val="ListBullet"/>
-      </w:pPr>
-      <w:r>
-        <w:rPr>
-          <w:rFonts w:ascii="Calibri" w:hAnsi="Calibri"/>
-          <w:b w:val="0"/>
-          <w:i w:val="0"/>
-          <w:color w:val="1A2238"/>
-          <w:sz w:val="21"/>
-        </w:rPr>
-        <w:t>Promover la diversificación de la actividad pesquera hacia la acuicultura marina (Proyecto Nº 8).</w:t>
-      </w:r>
-    </w:p>
-    <w:p>
-      <w:pPr>
-        <w:pStyle w:val="ListBullet"/>
-      </w:pPr>
-      <w:r>
-        <w:rPr>
-          <w:rFonts w:ascii="Calibri" w:hAnsi="Calibri"/>
-          <w:b w:val="0"/>
-          <w:i w:val="0"/>
-          <w:color w:val="1A2238"/>
-          <w:sz w:val="21"/>
-        </w:rPr>
-        <w:t>Creación del Instituto Nacional de Acuicultura (Proyecto Nº 9).</w:t>
-      </w:r>
-    </w:p>
-    <w:p>
-      <w:pPr>
-        <w:pStyle w:val="ListBullet"/>
-      </w:pPr>
-      <w:r>
-        <w:rPr>
-          <w:rFonts w:ascii="Calibri" w:hAnsi="Calibri"/>
-          <w:b w:val="0"/>
-          <w:i w:val="0"/>
-          <w:color w:val="1A2238"/>
-          <w:sz w:val="21"/>
-        </w:rPr>
-        <w:t>Reforzamiento y separación de SANIPES del ITP (Proyecto Nº 10).</w:t>
-      </w:r>
-    </w:p>
-    <w:p>
-      <w:pPr>
-        <w:pStyle w:val="ListBullet"/>
-      </w:pPr>
-      <w:r>
-        <w:rPr>
-          <w:rFonts w:ascii="Calibri" w:hAnsi="Calibri"/>
-          <w:b w:val="0"/>
-          <w:i w:val="0"/>
-          <w:color w:val="1A2238"/>
-          <w:sz w:val="21"/>
-        </w:rPr>
-        <w:t>Negociación de un mejor acceso en los tratados y acuerdos de comercio y búsqueda de nuevos mercados (Proyecto Nº 11).</w:t>
-      </w:r>
-    </w:p>
-    <w:p>
-      <w:pPr>
-        <w:pStyle w:val="ListBullet"/>
-      </w:pPr>
-      <w:r>
-        <w:rPr>
-          <w:rFonts w:ascii="Calibri" w:hAnsi="Calibri"/>
-          <w:b w:val="0"/>
-          <w:i w:val="0"/>
-          <w:color w:val="1A2238"/>
-          <w:sz w:val="21"/>
-        </w:rPr>
-        <w:t>Promover el desarrollo de las MYPES del sector pesca, formalizando a los pescadores artesanales con seguridad, beneficios, crédito y tecnología (Proyecto Nº 12).</w:t>
-      </w:r>
-    </w:p>
-    <w:p>
-      <w:pPr>
-        <w:pStyle w:val="ListBullet"/>
-      </w:pPr>
-      <w:r>
-        <w:rPr>
-          <w:rFonts w:ascii="Calibri" w:hAnsi="Calibri"/>
-          <w:b w:val="0"/>
-          <w:i w:val="0"/>
-          <w:color w:val="1A2238"/>
-          <w:sz w:val="21"/>
-        </w:rPr>
-        <w:t>Fortalecer la autoridad de seguimiento, control y vigilancia del sector, creando la policía marítima (Proyecto Nº 13).</w:t>
-      </w:r>
-    </w:p>
-    <w:p>
-      <w:pPr>
-        <w:pStyle w:val="ListBullet"/>
-      </w:pPr>
-      <w:r>
-        <w:rPr>
-          <w:rFonts w:ascii="Calibri" w:hAnsi="Calibri"/>
-          <w:b w:val="0"/>
-          <w:i w:val="0"/>
-          <w:color w:val="1A2238"/>
-          <w:sz w:val="21"/>
-        </w:rPr>
-        <w:t>Promover la construcción de instalaciones adecuadas para desembarques, mantenimiento de embarcaciones y tratamiento del pescado (Proyecto Nº 14).</w:t>
-      </w:r>
-    </w:p>
-    <w:p>
-      <w:pPr>
-        <w:pStyle w:val="ListBullet"/>
-      </w:pPr>
-      <w:r>
-        <w:rPr>
-          <w:rFonts w:ascii="Calibri" w:hAnsi="Calibri"/>
-          <w:b w:val="0"/>
-          <w:i w:val="0"/>
-          <w:color w:val="1A2238"/>
-          <w:sz w:val="21"/>
-        </w:rPr>
-        <w:t>Proponer mayores penas y sanciones más severas para las empresas que contaminen el mar peruano (Proyecto Nº 15).</w:t>
-      </w:r>
-    </w:p>
-    <w:p>
-      <w:pPr>
-        <w:pStyle w:val="ListBullet"/>
-      </w:pPr>
-      <w:r>
-        <w:rPr>
-          <w:rFonts w:ascii="Calibri" w:hAnsi="Calibri"/>
-          <w:b w:val="0"/>
-          <w:i w:val="0"/>
-          <w:color w:val="1A2238"/>
-          <w:sz w:val="21"/>
-        </w:rPr>
-        <w:t>Proponer la participación activa del profesional pesquero en la gestión del sector (Proyecto Nº 16).</w:t>
+        <w:t>Incremento de exportaciones, negociación de mejor acceso en tratados y acuerdos de comercio, certificación de plantas y procesos, y políticas de autocontrol, calidad y sanidad.</w:t>
       </w:r>
     </w:p>
     <w:p>
@@ -2399,7 +2214,7 @@
           <w:color w:val="1A2238"/>
           <w:sz w:val="21"/>
         </w:rPr>
-        <w:t>Refundar y fortalecer la institucionalidad del sector pesquero (Ministerio de Pesquería autónomo, IMARPE, ITP, SANIPES e Instituto Nacional de Acuicultura) y reorientar la política pesquera hacia la explotación racional y sostenible de los recursos renovables, priorizando el consumo humano directo, el valor agregado y la diversificación hacia la acuicultura marina, con el capital humano como factor primordial y la sustentabilidad y seguridad alimentarias como base del ordenamiento pesquero.</w:t>
+        <w:t>Urge una visión concertada que busque el desarrollo sustentable del sector, fomentando la explotación responsable de los recursos marinos, un aprovechamiento racional que privilegie el consumo humano directo y la seguridad alimentaria, y la preservación del ecosistema marino de Humboldt. El capital humano es el factor primordial para la implementación y seguimiento de una política basada en la sustentabilidad de los recursos pesqueros y el cuidado de la biodiversidad marina ("Pesca para todos y por siempre").</w:t>
       </w:r>
     </w:p>
     <w:p/>
